--- a/docs/project/eyal-ceo-submissions-and-responses/to-eyal/2026-03-30--final-spec-package-for-eyal/2026-03-30--site-specification-final--v2-final.docx
+++ b/docs/project/eyal-ceo-submissions-and-responses/to-eyal/2026-03-30--final-spec-package-for-eyal/2026-03-30--site-specification-final--v2-final.docx
@@ -426,7 +426,35 @@
           <w:b w:val="0"/>
           <w:sz w:val="22"/>
         </w:rPr>
-        <w:t>• שלב 2 (אופציונלי): התממשקות עמוקה יותר — אחרי מחקר יכולות; ראו `GREEN-INVOICE-CAPABILITIES-RESEARCH-BRIEF.md`.</w:t>
+        <w:t>• מחקר יכולות (הושלם): `GREEN-INVOICE-CAPABILITIES-FINDINGS-2026-03-30.md` — מסלולים A/B (קישורי תשלום / דפי מכירה חיצוניים); API+Woo בשלב עומק (מנוי Best+). בריף ומנדט: `GREEN-INVOICE-CAPABILITIES-RESEARCH-BRIEF.md` §0.</w:t>
+      </w:r>
+    </w:p>
+    <w:p>
+      <w:pPr>
+        <w:jc w:val="right"/>
+      </w:pPr>
+      <w:r>
+        <w:rPr>
+          <w:rFonts w:ascii="Arial" w:hAnsi="Arial" w:cs="Arial"/>
+          <w:rFonts w:ascii="Arial" w:hAnsi="Arial"/>
+          <w:b w:val="0"/>
+          <w:sz w:val="22"/>
+        </w:rPr>
+        <w:t>• שלב 2 (אופציונלי): התממשקות עמוקה (API וכו') — רק אם נבחר מסלול שכזה והמנוי מאפשר.</w:t>
+      </w:r>
+    </w:p>
+    <w:p>
+      <w:pPr>
+        <w:jc w:val="right"/>
+      </w:pPr>
+      <w:r>
+        <w:rPr>
+          <w:rFonts w:ascii="Arial" w:hAnsi="Arial" w:cs="Arial"/>
+          <w:rFonts w:ascii="Arial" w:hAnsi="Arial"/>
+          <w:b w:val="0"/>
+          <w:sz w:val="22"/>
+        </w:rPr>
+        <w:t>• שלב 1 מקביל: תשתית מקומית ומיפוי — `PHASE-1-LOCAL-AND-RESEARCH-KICKOFF-2026-03-30.md`.</w:t>
       </w:r>
     </w:p>
     <w:p>
@@ -900,6 +928,20 @@
         <w:t>(מיוצרים ע״י `scripts/build_eyal_ceo_deliverables.py`).</w:t>
       </w:r>
     </w:p>
+    <w:p>
+      <w:pPr>
+        <w:jc w:val="right"/>
+      </w:pPr>
+      <w:r>
+        <w:rPr>
+          <w:rFonts w:ascii="Arial" w:hAnsi="Arial" w:cs="Arial"/>
+          <w:rFonts w:ascii="Arial" w:hAnsi="Arial"/>
+          <w:b w:val="0"/>
+          <w:sz w:val="22"/>
+        </w:rPr>
+        <w:t>חשבונית ירוקה — מסמך פעולה לאייל: `FOR-EYAL-GREEN-INVOICE-ACTION-SHEET-2026-03-30.md` (גם כ־`…green-invoice-action-sheet….docx` בחבילה).</w:t>
+      </w:r>
+    </w:p>
     <w:p/>
     <w:p>
       <w:pPr>
